--- a/PROJECT_REPORT.docx
+++ b/PROJECT_REPORT.docx
@@ -50,7 +50,7 @@
         <w:t xml:space="preserve">Date:</w:t>
       </w:r>
       <w:r>
-        <w:t xml:space="preserve"> 23 October 2026</w:t>
+        <w:t xml:space="preserve"> 26 October 2026</w:t>
       </w:r>
     </w:p>
     <w:p>
@@ -3584,7 +3584,7 @@
                 <w:sz w:val="19"/>
                 <w:szCs w:val="19"/>
               </w:rPr>
-              <w:t xml:space="preserve">19:30</w:t>
+              <w:t xml:space="preserve">14:45</w:t>
             </w:r>
           </w:p>
         </w:tc>
@@ -3607,7 +3607,7 @@
                 <w:sz w:val="19"/>
                 <w:szCs w:val="19"/>
               </w:rPr>
-              <w:t xml:space="preserve">01:00 next day</w:t>
+              <w:t xml:space="preserve">20:15 same day</w:t>
             </w:r>
           </w:p>
         </w:tc>
@@ -3718,7 +3718,7 @@
         <w:jc w:val="both"/>
       </w:pPr>
       <w:r>
-        <w:t xml:space="preserve">The trading run is timed to fall inside US market hours so that orders fill in the same session rather than queuing overnight. We chose times that stay on the correct side of the opening and closing bells in both US daylight and standard time, since the US clocks change in early November during our trading period.</w:t>
+        <w:t xml:space="preserve">The trading run is timed to fall inside US market hours so that orders fill in the same session rather than queuing overnight. We chose times that stay on the correct side of the opening and closing bells in both US daylight and standard time, since the US clocks change in early November during our trading period. We also placed the trading run early in the session rather than late, because GitHub's scheduler is only best-effort and delayed one of our runs by more than three hours; starting at 14:45 UTC leaves about five hours of margin before the market closes.</w:t>
       </w:r>
     </w:p>
     <w:p>
@@ -3772,7 +3772,7 @@
         <w:jc w:val="both"/>
       </w:pPr>
       <w:r>
-        <w:t xml:space="preserve">Trading began on 17 October. The figures below are as of 23 October, which is four completed trading days.</w:t>
+        <w:t xml:space="preserve">Trading began on 17 October. The figures below are as of 26 October, covering five completed trading days.</w:t>
       </w:r>
     </w:p>
     <w:tbl>
@@ -4049,7 +4049,7 @@
                 <w:sz w:val="19"/>
                 <w:szCs w:val="19"/>
               </w:rPr>
-              <w:t xml:space="preserve">$101,129.41</w:t>
+              <w:t xml:space="preserve">$100,571.87</w:t>
             </w:r>
           </w:p>
         </w:tc>
@@ -4072,7 +4072,7 @@
                 <w:sz w:val="19"/>
                 <w:szCs w:val="19"/>
               </w:rPr>
-              <w:t xml:space="preserve">+$1,129.41</w:t>
+              <w:t xml:space="preserve">+$571.87</w:t>
             </w:r>
           </w:p>
         </w:tc>
@@ -4095,7 +4095,7 @@
                 <w:sz w:val="19"/>
                 <w:szCs w:val="19"/>
               </w:rPr>
-              <w:t xml:space="preserve">+1.13%</w:t>
+              <w:t xml:space="preserve">+0.57%</w:t>
             </w:r>
           </w:p>
         </w:tc>
@@ -4141,7 +4141,7 @@
                 <w:sz w:val="19"/>
                 <w:szCs w:val="19"/>
               </w:rPr>
-              <w:t xml:space="preserve">6</w:t>
+              <w:t xml:space="preserve">7</w:t>
             </w:r>
           </w:p>
         </w:tc>
@@ -4212,7 +4212,7 @@
                 <w:sz w:val="19"/>
                 <w:szCs w:val="19"/>
               </w:rPr>
-              <w:t xml:space="preserve">$98,863.14</w:t>
+              <w:t xml:space="preserve">$98,801.11</w:t>
             </w:r>
           </w:p>
         </w:tc>
@@ -4235,7 +4235,7 @@
                 <w:sz w:val="19"/>
                 <w:szCs w:val="19"/>
               </w:rPr>
-              <w:t xml:space="preserve">−$1,136.86</w:t>
+              <w:t xml:space="preserve">−$1,198.89</w:t>
             </w:r>
           </w:p>
         </w:tc>
@@ -4258,7 +4258,7 @@
                 <w:sz w:val="19"/>
                 <w:szCs w:val="19"/>
               </w:rPr>
-              <w:t xml:space="preserve">−1.14%</w:t>
+              <w:t xml:space="preserve">−1.20%</w:t>
             </w:r>
           </w:p>
         </w:tc>
@@ -4281,7 +4281,7 @@
                 <w:sz w:val="19"/>
                 <w:szCs w:val="19"/>
               </w:rPr>
-              <w:t xml:space="preserve">9</w:t>
+              <w:t xml:space="preserve">10</w:t>
             </w:r>
           </w:p>
         </w:tc>
@@ -4304,7 +4304,7 @@
                 <w:sz w:val="19"/>
                 <w:szCs w:val="19"/>
               </w:rPr>
-              <w:t xml:space="preserve">5</w:t>
+              <w:t xml:space="preserve">6</w:t>
             </w:r>
           </w:p>
         </w:tc>
@@ -4544,7 +4544,7 @@
                 <w:sz w:val="19"/>
                 <w:szCs w:val="19"/>
               </w:rPr>
-              <w:t xml:space="preserve">$300,127.83</w:t>
+              <w:t xml:space="preserve">$299,508.26</w:t>
             </w:r>
           </w:p>
         </w:tc>
@@ -4569,7 +4569,7 @@
                 <w:sz w:val="19"/>
                 <w:szCs w:val="19"/>
               </w:rPr>
-              <w:t xml:space="preserve">+$127.83</w:t>
+              <w:t xml:space="preserve">−$491.74</w:t>
             </w:r>
           </w:p>
         </w:tc>
@@ -4594,7 +4594,7 @@
                 <w:sz w:val="19"/>
                 <w:szCs w:val="19"/>
               </w:rPr>
-              <w:t xml:space="preserve">+0.04%</w:t>
+              <w:t xml:space="preserve">−0.16%</w:t>
             </w:r>
           </w:p>
         </w:tc>
@@ -4619,7 +4619,7 @@
                 <w:sz w:val="19"/>
                 <w:szCs w:val="19"/>
               </w:rPr>
-              <w:t xml:space="preserve">22</w:t>
+              <w:t xml:space="preserve">23</w:t>
             </w:r>
           </w:p>
         </w:tc>
@@ -4659,7 +4659,7 @@
         <w:jc w:val="both"/>
       </w:pPr>
       <w:r>
-        <w:t xml:space="preserve">The group as a whole is close to flat. Shivika's portfolio is up just over 1%, Kanika's is down by a similar amount, and Sharvi's is slightly up.</w:t>
+        <w:t xml:space="preserve">The group as a whole is close to flat, slightly below where it started. Shivika's portfolio is up about half a percent, Kanika's is down just over one percent, and Sharvi's is marginally up.</w:t>
       </w:r>
     </w:p>
     <w:p>
@@ -4686,7 +4686,7 @@
         <w:jc w:val="both"/>
       </w:pPr>
       <w:r>
-        <w:t xml:space="preserve">Sharvi's account has only two logged days compared with six and five for the others, so her figure of $100,135 is from 20 October and is now three days stale. Her actual current position is almost certainly different. This is a logging problem we are still investigating, not a trading problem — her positions and orders are real and visible in her Alpaca account. We explain this further in section 7.</w:t>
+        <w:t xml:space="preserve">Sharvi's account has only two logged days compared with seven and six for the others, so her figure of $100,135 is from 20 October and is stale. Her actual current position is almost certainly different. This was a logging problem rather than a trading problem — her positions and orders are real and visible in her Alpaca account. We have now found and fixed the cause, which is described in section 7; her log should fill in from the next scheduled run onwards.</w:t>
       </w:r>
     </w:p>
     <w:p>
@@ -4833,10 +4833,55 @@
           <w:b/>
           <w:bCs/>
         </w:rPr>
-        <w:t xml:space="preserve">Market closed on the first run.</w:t>
-      </w:r>
-      <w:r>
-        <w:t xml:space="preserve"> Our first run was on a Saturday. Alpaca accepted all 16 orders across the three accounts but they stayed queued until Monday's open. For a while we thought the system was broken because nothing appeared to be happening. It was working correctly; we were just looking at it on a non-trading day.</w:t>
+        <w:t xml:space="preserve">One team member silently stopped being logged.</w:t>
+      </w:r>
+      <w:r>
+        <w:t xml:space="preserve"> This was the most serious problem we found, and the hardest to see, because nothing reported an error.</w:t>
+      </w:r>
+    </w:p>
+    <w:p>
+      <w:pPr>
+        <w:spacing w:after="140" w:line="276"/>
+        <w:jc w:val="both"/>
+      </w:pPr>
+      <w:r>
+        <w:t xml:space="preserve">Sharvi's log stopped updating after 20 October while the other two carried on. Her trades were still happening and were visible in her Alpaca account, but no daily record was being written.</w:t>
+      </w:r>
+    </w:p>
+    <w:p>
+      <w:pPr>
+        <w:spacing w:after="140" w:line="276"/>
+        <w:jc w:val="both"/>
+      </w:pPr>
+      <w:r>
+        <w:t xml:space="preserve">The cause turned out to be a chain of three things. The three accounts run one after another in a fixed order, sharing a single free AI quota. Shivika runs first and uses most of it. By the time Sharvi's turn came, every AI request was being rate-limited, and our retry settings — eight attempts, each allowed up to 180 seconds — meant her run could spend well over half an hour simply waiting. The automation job has its own 40-minute limit, so GitHub killed the job before it ever reached the step that writes the log.</w:t>
+      </w:r>
+    </w:p>
+    <w:p>
+      <w:pPr>
+        <w:spacing w:after="140" w:line="276"/>
+        <w:jc w:val="both"/>
+      </w:pPr>
+      <w:r>
+        <w:t xml:space="preserve">We had designed the system so that a run which cannot read the account still writes a row, precisely so gaps would be visible. That protection was useless here, because the process was killed outright rather than failing gracefully.</w:t>
+      </w:r>
+    </w:p>
+    <w:p>
+      <w:pPr>
+        <w:spacing w:after="140" w:line="276"/>
+        <w:jc w:val="both"/>
+      </w:pPr>
+      <w:r>
+        <w:t xml:space="preserve">We fixed it in three ways. First, we added a hard time budget for the AI stage — if it has not finished within seven minutes, it is abandoned and the deterministic engine takes over, so a run can no longer overrun its job. Second, we reduced the number of stocks sent to the AI from 12 to 8 per person, which brings the whole team inside the free quota instead of starving whoever goes last. Third, we gave each scheduled run its own queue so a delayed trading run no longer blocks the evening snapshot behind it.</w:t>
+      </w:r>
+    </w:p>
+    <w:p>
+      <w:pPr>
+        <w:spacing w:after="140" w:line="276"/>
+        <w:jc w:val="both"/>
+      </w:pPr>
+      <w:r>
+        <w:t xml:space="preserve">We verified the fix by simulating a crew that hangs indefinitely and confirming that the run still completed, still fell back with an announcement, and still wrote its log row.</w:t>
       </w:r>
     </w:p>
     <w:p>
@@ -4849,10 +4894,10 @@
           <w:b/>
           <w:bCs/>
         </w:rPr>
-        <w:t xml:space="preserve">Looking at the wrong Alpaca account.</w:t>
-      </w:r>
-      <w:r>
-        <w:t xml:space="preserve"> Related to the above, one of us checked an Alpaca dashboard that showed no orders at all while another showed them correctly. The orders had gone to a different paper account than the one open in the browser. To settle questions like this quickly we wrote a diagnostic tool that prints, for each set of keys, the exact Alpaca account number those keys belong to along with every order on file and its status. It is read-only and places no orders.</w:t>
+        <w:t xml:space="preserve">Market closed on the first run.</w:t>
+      </w:r>
+      <w:r>
+        <w:t xml:space="preserve"> Our first run was on a Saturday. Alpaca accepted all 16 orders across the three accounts but they stayed queued until Monday's open. For a while we thought the system was broken because nothing appeared to be happening. It was working correctly; we were just looking at it on a non-trading day.</w:t>
       </w:r>
     </w:p>
     <w:p>
@@ -4865,10 +4910,10 @@
           <w:b/>
           <w:bCs/>
         </w:rPr>
-        <w:t xml:space="preserve">Scheduled runs arriving late.</w:t>
-      </w:r>
-      <w:r>
-        <w:t xml:space="preserve"> GitHub's scheduler is best-effort and can be significantly delayed under load. Our 19:30 run on 20 October actually started at 22:58, by which time the US market had closed, so those orders queued overnight instead of filling the same day. We are planning to move the trading run earlier to leave more headroom before the market closes.</w:t>
+        <w:t xml:space="preserve">Looking at the wrong Alpaca account.</w:t>
+      </w:r>
+      <w:r>
+        <w:t xml:space="preserve"> Related to the above, one of us checked an Alpaca dashboard that showed no orders at all while another showed them correctly. The orders had gone to a different paper account than the one open in the browser. To settle questions like this quickly we wrote a diagnostic tool that prints, for each set of keys, the exact Alpaca account number those keys belong to along with every order on file and its status. It is read-only and places no orders.</w:t>
       </w:r>
     </w:p>
     <w:p>
@@ -4881,10 +4926,10 @@
           <w:b/>
           <w:bCs/>
         </w:rPr>
-        <w:t xml:space="preserve">The daily log table not displaying.</w:t>
-      </w:r>
-      <w:r>
-        <w:t xml:space="preserve"> Our run summary page was showing the table heading but no rows. The data was present in the file all along; the preview was cut off at exactly the line between the table heading and the separator line that Markdown needs to render a table. A display bug rather than a data loss, but it took some time to work out.</w:t>
+        <w:t xml:space="preserve">Scheduled runs arriving late.</w:t>
+      </w:r>
+      <w:r>
+        <w:t xml:space="preserve"> GitHub's scheduler is best-effort and can be significantly delayed under load. Our 19:30 run on 20 October actually started at 22:58, by which time the US market had closed, so those orders queued overnight instead of filling the same day. We are planning to move the trading run earlier to leave more headroom before the market closes.</w:t>
       </w:r>
     </w:p>
     <w:p>
@@ -4897,10 +4942,10 @@
           <w:b/>
           <w:bCs/>
         </w:rPr>
-        <w:t xml:space="preserve">Missing dependency in a workflow.</w:t>
-      </w:r>
-      <w:r>
-        <w:t xml:space="preserve"> When writing the diagnostic tool's automated job, we listed its dependencies by hand to keep it fast and forgot pandas, so it crashed immediately. We had checked the configuration file was valid but had not actually run it. We now have a step that checks the program can start before the real work begins.</w:t>
+        <w:t xml:space="preserve">The daily log table not displaying.</w:t>
+      </w:r>
+      <w:r>
+        <w:t xml:space="preserve"> Our run summary page was showing the table heading but no rows. The data was present in the file all along; the preview was cut off at exactly the line between the table heading and the separator line that Markdown needs to render a table. A display bug rather than a data loss, but it took some time to work out.</w:t>
       </w:r>
     </w:p>
     <w:p>
@@ -4913,6 +4958,22 @@
           <w:b/>
           <w:bCs/>
         </w:rPr>
+        <w:t xml:space="preserve">Missing dependency in a workflow.</w:t>
+      </w:r>
+      <w:r>
+        <w:t xml:space="preserve"> When writing the diagnostic tool's automated job, we listed its dependencies by hand to keep it fast and forgot pandas, so it crashed immediately. We had checked the configuration file was valid but had not actually run it. We now have a step that checks the program can start before the real work begins.</w:t>
+      </w:r>
+    </w:p>
+    <w:p>
+      <w:pPr>
+        <w:spacing w:after="140" w:line="276"/>
+        <w:jc w:val="both"/>
+      </w:pPr>
+      <w:r>
+        <w:rPr>
+          <w:b/>
+          <w:bCs/>
+        </w:rPr>
         <w:t xml:space="preserve">Student selection not accepting "all".</w:t>
       </w:r>
       <w:r>
@@ -4961,7 +5022,7 @@
         <w:jc w:val="both"/>
       </w:pPr>
       <w:r>
-        <w:t xml:space="preserve">We have 272 automated tests covering the indicators (including the hand calculations), the scoring logic, the MACD behaviour on declining stocks, the paper trading safety checks against 21 hostile addresses, the risk limits, the configuration loading, the MCP server tools, the sentiment scoring, the daily logging, and the full pipeline from end to end.</w:t>
+        <w:t xml:space="preserve">We have 297 automated tests covering the indicators (including the hand calculations), the scoring logic, the MACD behaviour on declining stocks, the paper trading safety checks against 21 hostile addresses, the risk limits, the configuration loading, the MCP server tools, the sentiment scoring, the daily logging, and the full pipeline from end to end.</w:t>
       </w:r>
     </w:p>
     <w:p>

--- a/PROJECT_REPORT.docx
+++ b/PROJECT_REPORT.docx
@@ -1161,7 +1161,7 @@
                 <w:sz w:val="19"/>
                 <w:szCs w:val="19"/>
               </w:rPr>
-              <w:t xml:space="preserve">How fast it is moving and whether that is changing</w:t>
+              <w:t xml:space="preserve">How fast it is moving, and how it compares with the market</w:t>
             </w:r>
           </w:p>
         </w:tc>
@@ -1184,7 +1184,16 @@
                 <w:sz w:val="19"/>
                 <w:szCs w:val="19"/>
               </w:rPr>
-              <w:t xml:space="preserve">RSI, MACD histogram, ROC, TSI</w:t>
+              <w:t xml:space="preserve">RSI, MACD histogram, ROC, TSI, </w:t>
+            </w:r>
+            <w:r>
+              <w:rPr>
+                <w:b/>
+                <w:bCs/>
+                <w:sz w:val="19"/>
+                <w:szCs w:val="19"/>
+              </w:rPr>
+              <w:t xml:space="preserve">relative strength vs SPY and QQQ</w:t>
             </w:r>
           </w:p>
         </w:tc>
@@ -1255,7 +1264,16 @@
                 <w:sz w:val="19"/>
                 <w:szCs w:val="19"/>
               </w:rPr>
-              <w:t xml:space="preserve">CMF, OBV, MFI, PVO</w:t>
+              <w:t xml:space="preserve">CMF, OBV, MFI, </w:t>
+            </w:r>
+            <w:r>
+              <w:rPr>
+                <w:b/>
+                <w:bCs/>
+                <w:sz w:val="19"/>
+                <w:szCs w:val="19"/>
+              </w:rPr>
+              <w:t xml:space="preserve">relative volume</w:t>
             </w:r>
           </w:p>
         </w:tc>
@@ -1303,7 +1321,7 @@
                 <w:sz w:val="19"/>
                 <w:szCs w:val="19"/>
               </w:rPr>
-              <w:t xml:space="preserve">How much the stock swings around</w:t>
+              <w:t xml:space="preserve">How much the stock swings, and where it sits in today's range</w:t>
             </w:r>
           </w:p>
         </w:tc>
@@ -1326,7 +1344,16 @@
                 <w:sz w:val="19"/>
                 <w:szCs w:val="19"/>
               </w:rPr>
-              <w:t xml:space="preserve">ATR, NATR, Bollinger width and %B, Donchian</w:t>
+              <w:t xml:space="preserve">NATR, Bollinger width and %B, Donchian, </w:t>
+            </w:r>
+            <w:r>
+              <w:rPr>
+                <w:b/>
+                <w:bCs/>
+                <w:sz w:val="19"/>
+                <w:szCs w:val="19"/>
+              </w:rPr>
+              <w:t xml:space="preserve">opening-range position</w:t>
             </w:r>
           </w:p>
         </w:tc>
@@ -1397,7 +1424,16 @@
                 <w:sz w:val="19"/>
                 <w:szCs w:val="19"/>
               </w:rPr>
-              <w:t xml:space="preserve">Z-score, 5/20/60-day returns, skew</w:t>
+              <w:t xml:space="preserve">Z-score, 5/20/60-day returns, skew, </w:t>
+            </w:r>
+            <w:r>
+              <w:rPr>
+                <w:b/>
+                <w:bCs/>
+                <w:sz w:val="19"/>
+                <w:szCs w:val="19"/>
+              </w:rPr>
+              <w:t xml:space="preserve">beta</w:t>
             </w:r>
           </w:p>
         </w:tc>
@@ -1407,6 +1443,78 @@
       <w:pPr>
         <w:spacing w:after="160"/>
       </w:pPr>
+    </w:p>
+    <w:p>
+      <w:pPr>
+        <w:spacing w:after="140" w:line="276"/>
+        <w:jc w:val="both"/>
+      </w:pPr>
+      <w:r>
+        <w:t xml:space="preserve">The five highlighted features were added after reviewing a set of intraday</w:t>
+      </w:r>
+    </w:p>
+    <w:p>
+      <w:pPr>
+        <w:spacing w:after="140" w:line="276"/>
+        <w:jc w:val="both"/>
+      </w:pPr>
+      <w:r>
+        <w:t xml:space="preserve">trading guidelines. We will be honest that those guidelines assume</w:t>
+      </w:r>
+    </w:p>
+    <w:p>
+      <w:pPr>
+        <w:spacing w:after="140" w:line="276"/>
+        <w:jc w:val="both"/>
+      </w:pPr>
+      <w:r>
+        <w:t xml:space="preserve">minute-by-minute monitoring, which a system running twice a day cannot do, so</w:t>
+      </w:r>
+    </w:p>
+    <w:p>
+      <w:pPr>
+        <w:spacing w:after="140" w:line="276"/>
+        <w:jc w:val="both"/>
+      </w:pPr>
+      <w:r>
+        <w:t xml:space="preserve">we adopted the parts that survive translation to our timeframes and did not</w:t>
+      </w:r>
+    </w:p>
+    <w:p>
+      <w:pPr>
+        <w:spacing w:after="140" w:line="276"/>
+        <w:jc w:val="both"/>
+      </w:pPr>
+      <w:r>
+        <w:t xml:space="preserve">attempt the parts that do not. Relative strength is the most important</w:t>
+      </w:r>
+    </w:p>
+    <w:p>
+      <w:pPr>
+        <w:spacing w:after="140" w:line="276"/>
+        <w:jc w:val="both"/>
+      </w:pPr>
+      <w:r>
+        <w:t xml:space="preserve">addition: without it, every other indicator will happily buy a stock that is</w:t>
+      </w:r>
+    </w:p>
+    <w:p>
+      <w:pPr>
+        <w:spacing w:after="140" w:line="276"/>
+        <w:jc w:val="both"/>
+      </w:pPr>
+      <w:r>
+        <w:t xml:space="preserve">up 3% on a day when the market is up 4%, which is underperformance dressed up</w:t>
+      </w:r>
+    </w:p>
+    <w:p>
+      <w:pPr>
+        <w:spacing w:after="140" w:line="276"/>
+        <w:jc w:val="both"/>
+      </w:pPr>
+      <w:r>
+        <w:t xml:space="preserve">as a gain.</w:t>
+      </w:r>
     </w:p>
     <w:p>
       <w:pPr>
@@ -2249,10 +2357,35 @@
           <w:b/>
           <w:bCs/>
         </w:rPr>
-        <w:t xml:space="preserve">Stops and targets based on ATR.</w:t>
+        <w:t xml:space="preserve">Stops and targets based on ATR, attached to the order.</w:t>
       </w:r>
       <w:r>
         <w:t xml:space="preserve"> ATR measures how much a stock typically moves in a day. We set the stop loss at about 2.5 times ATR below the entry price and the profit target at about 5 times ATR above it. Using ATR rather than a fixed percentage means a volatile stock gets a proportionally wider stop and is not thrown out by its own ordinary movement. The roughly 1:2 ratio between stop and target means the strategy can be right less than half the time and still make money.</w:t>
+      </w:r>
+    </w:p>
+    <w:p>
+      <w:pPr>
+        <w:spacing w:after="140" w:line="276"/>
+        <w:jc w:val="both"/>
+      </w:pPr>
+      <w:r>
+        <w:t xml:space="preserve">These are now sent to Alpaca as bracket orders, which means the broker holds the stop and the target itself. Until we fixed this, the stop was calculated and written into our records but never actually submitted, so the only real exit was the next scheduled run noticing that the score had fallen. Between runs the position was unprotected, and an overnight gap had nothing standing in its way. Alpaca does not accept fractional quantities on bracket orders, so a bracketed entry is rounded down to whole shares, and anything that rounds below one share is skipped rather than sent without protection.</w:t>
+      </w:r>
+    </w:p>
+    <w:p>
+      <w:pPr>
+        <w:spacing w:after="140" w:line="276"/>
+        <w:jc w:val="both"/>
+      </w:pPr>
+      <w:r>
+        <w:rPr>
+          <w:b/>
+          <w:bCs/>
+        </w:rPr>
+        <w:t xml:space="preserve">Position size scaled by volatility.</w:t>
+      </w:r>
+      <w:r>
+        <w:t xml:space="preserve"> Previously every position was the same percentage of the account whether it was Procter &amp; Gamble or a crypto miner. Since a stock that swings 9% a day carries roughly four times the risk of one that swings 2%, this meant the jumpiest names quietly dominated the portfolio's risk even though they took up the same amount of money. Position size is now divided by the stock's own volatility relative to a reference level, so each holding contributes roughly equal risk rather than equal dollars. On a $100,000 account at high conviction, a very calm stock is now allocated about $15,750 while an extremely volatile one gets about $3,900.</w:t>
       </w:r>
     </w:p>
     <w:p>
@@ -3507,7 +3640,7 @@
                 <w:sz w:val="19"/>
                 <w:szCs w:val="19"/>
               </w:rPr>
-              <w:t xml:space="preserve">Time (UTC)</w:t>
+              <w:t xml:space="preserve">Cron (UTC)</w:t>
             </w:r>
           </w:p>
         </w:tc>
@@ -3533,7 +3666,7 @@
                 <w:sz w:val="19"/>
                 <w:szCs w:val="19"/>
               </w:rPr>
-              <w:t xml:space="preserve">Time (IST)</w:t>
+              <w:t xml:space="preserve">Acts at (US Eastern)</w:t>
             </w:r>
           </w:p>
         </w:tc>
@@ -3584,7 +3717,7 @@
                 <w:sz w:val="19"/>
                 <w:szCs w:val="19"/>
               </w:rPr>
-              <w:t xml:space="preserve">14:45</w:t>
+              <w:t xml:space="preserve">14:00</w:t>
             </w:r>
           </w:p>
         </w:tc>
@@ -3607,7 +3740,7 @@
                 <w:sz w:val="19"/>
                 <w:szCs w:val="19"/>
               </w:rPr>
-              <w:t xml:space="preserve">20:15 same day</w:t>
+              <w:t xml:space="preserve">10:05, 35 min after the open</w:t>
             </w:r>
           </w:p>
         </w:tc>
@@ -3630,7 +3763,7 @@
                 <w:sz w:val="19"/>
                 <w:szCs w:val="19"/>
               </w:rPr>
-              <w:t xml:space="preserve">Full analysis and trading</w:t>
+              <w:t xml:space="preserve">Morning trading run</w:t>
             </w:r>
           </w:p>
         </w:tc>
@@ -3655,6 +3788,77 @@
                 <w:sz w:val="19"/>
                 <w:szCs w:val="19"/>
               </w:rPr>
+              <w:t xml:space="preserve">19:25</w:t>
+            </w:r>
+          </w:p>
+        </w:tc>
+        <w:tc>
+          <w:tcPr>
+            <w:tcW w:type="dxa" w:w="3008"/>
+            <w:tcMar>
+              <w:top w:type="dxa" w:w="60"/>
+              <w:left w:type="dxa" w:w="100"/>
+              <w:bottom w:type="dxa" w:w="60"/>
+              <w:right w:type="dxa" w:w="100"/>
+            </w:tcMar>
+          </w:tcPr>
+          <w:p>
+            <w:pPr>
+              <w:spacing w:after="0"/>
+            </w:pPr>
+            <w:r>
+              <w:rPr>
+                <w:sz w:val="19"/>
+                <w:szCs w:val="19"/>
+              </w:rPr>
+              <w:t xml:space="preserve">15:30, 30 min before the close</w:t>
+            </w:r>
+          </w:p>
+        </w:tc>
+        <w:tc>
+          <w:tcPr>
+            <w:tcW w:type="dxa" w:w="3010"/>
+            <w:tcMar>
+              <w:top w:type="dxa" w:w="60"/>
+              <w:left w:type="dxa" w:w="100"/>
+              <w:bottom w:type="dxa" w:w="60"/>
+              <w:right w:type="dxa" w:w="100"/>
+            </w:tcMar>
+          </w:tcPr>
+          <w:p>
+            <w:pPr>
+              <w:spacing w:after="0"/>
+            </w:pPr>
+            <w:r>
+              <w:rPr>
+                <w:sz w:val="19"/>
+                <w:szCs w:val="19"/>
+              </w:rPr>
+              <w:t xml:space="preserve">Afternoon trading run</w:t>
+            </w:r>
+          </w:p>
+        </w:tc>
+      </w:tr>
+      <w:tr>
+        <w:tc>
+          <w:tcPr>
+            <w:tcW w:type="dxa" w:w="3008"/>
+            <w:tcMar>
+              <w:top w:type="dxa" w:w="60"/>
+              <w:left w:type="dxa" w:w="100"/>
+              <w:bottom w:type="dxa" w:w="60"/>
+              <w:right w:type="dxa" w:w="100"/>
+            </w:tcMar>
+          </w:tcPr>
+          <w:p>
+            <w:pPr>
+              <w:spacing w:after="0"/>
+            </w:pPr>
+            <w:r>
+              <w:rPr>
+                <w:sz w:val="19"/>
+                <w:szCs w:val="19"/>
+              </w:rPr>
               <w:t xml:space="preserve">21:30</w:t>
             </w:r>
           </w:p>
@@ -3678,7 +3882,7 @@
                 <w:sz w:val="19"/>
                 <w:szCs w:val="19"/>
               </w:rPr>
-              <w:t xml:space="preserve">03:00 next day</w:t>
+              <w:t xml:space="preserve">after the close</w:t>
             </w:r>
           </w:p>
         </w:tc>
@@ -3718,6 +3922,87 @@
         <w:jc w:val="both"/>
       </w:pPr>
       <w:r>
+        <w:t xml:space="preserve">The crons fire early and the job then waits for its real target. This is</w:t>
+      </w:r>
+    </w:p>
+    <w:p>
+      <w:pPr>
+        <w:spacing w:after="140" w:line="276"/>
+        <w:jc w:val="both"/>
+      </w:pPr>
+      <w:r>
+        <w:t xml:space="preserve">necessary for two reasons. First, the US close moves by an hour when the</w:t>
+      </w:r>
+    </w:p>
+    <w:p>
+      <w:pPr>
+        <w:spacing w:after="140" w:line="276"/>
+        <w:jc w:val="both"/>
+      </w:pPr>
+      <w:r>
+        <w:t xml:space="preserve">clocks change on 1 November, so "30 minutes before the close" is a different</w:t>
+      </w:r>
+    </w:p>
+    <w:p>
+      <w:pPr>
+        <w:spacing w:after="140" w:line="276"/>
+        <w:jc w:val="both"/>
+      </w:pPr>
+      <w:r>
+        <w:t xml:space="preserve">UTC time in summer and winter. Second, GitHub's scheduler is only best-effort</w:t>
+      </w:r>
+    </w:p>
+    <w:p>
+      <w:pPr>
+        <w:spacing w:after="140" w:line="276"/>
+        <w:jc w:val="both"/>
+      </w:pPr>
+      <w:r>
+        <w:t xml:space="preserve">and delayed one of our runs by more than three hours. The job asks Alpaca's</w:t>
+      </w:r>
+    </w:p>
+    <w:p>
+      <w:pPr>
+        <w:spacing w:after="140" w:line="276"/>
+        <w:jc w:val="both"/>
+      </w:pPr>
+      <w:r>
+        <w:t xml:space="preserve">calendar when the session actually opens and closes, waits for the right</w:t>
+      </w:r>
+    </w:p>
+    <w:p>
+      <w:pPr>
+        <w:spacing w:after="140" w:line="276"/>
+        <w:jc w:val="both"/>
+      </w:pPr>
+      <w:r>
+        <w:t xml:space="preserve">moment, and if the delay has been so long that the window has passed it skips</w:t>
+      </w:r>
+    </w:p>
+    <w:p>
+      <w:pPr>
+        <w:spacing w:after="140" w:line="276"/>
+        <w:jc w:val="both"/>
+      </w:pPr>
+      <w:r>
+        <w:t xml:space="preserve">the run rather than trading at the wrong time. Both runs sit inside the busy</w:t>
+      </w:r>
+    </w:p>
+    <w:p>
+      <w:pPr>
+        <w:spacing w:after="140" w:line="276"/>
+        <w:jc w:val="both"/>
+      </w:pPr>
+      <w:r>
+        <w:t xml:space="preserve">opening and closing hours and avoid the quiet midday period.</w:t>
+      </w:r>
+    </w:p>
+    <w:p>
+      <w:pPr>
+        <w:spacing w:after="140" w:line="276"/>
+        <w:jc w:val="both"/>
+      </w:pPr>
+      <w:r>
         <w:t xml:space="preserve">The trading run is timed to fall inside US market hours so that orders fill in the same session rather than queuing overnight. We chose times that stay on the correct side of the opening and closing bells in both US daylight and standard time, since the US clocks change in early November during our trading period. We also placed the trading run early in the session rather than late, because GitHub's scheduler is only best-effort and delayed one of our runs by more than three hours; starting at 14:45 UTC leaves about five hours of margin before the market closes.</w:t>
       </w:r>
     </w:p>
@@ -3745,7 +4030,112 @@
         <w:spacing w:after="120" w:before="240"/>
       </w:pPr>
       <w:r>
-        <w:t xml:space="preserve">5.9 Dashboard</w:t>
+        <w:t xml:space="preserve">5.9 Measuring whether any of it works</w:t>
+      </w:r>
+    </w:p>
+    <w:p>
+      <w:pPr>
+        <w:spacing w:after="140" w:line="276"/>
+        <w:jc w:val="both"/>
+      </w:pPr>
+      <w:r>
+        <w:t xml:space="preserve">Our daily log records where each account stands, but it cannot say whether a particular trade was a good one, or whether the indicators predict anything at all, because it only stores daily totals.</w:t>
+      </w:r>
+    </w:p>
+    <w:p>
+      <w:pPr>
+        <w:spacing w:after="140" w:line="276"/>
+        <w:jc w:val="both"/>
+      </w:pPr>
+      <w:r>
+        <w:t xml:space="preserve">We therefore added a trade ledger that records one row for every order, carrying the signal that caused it: the composite score, the conviction level, which engine decided, and the volatility scaling used. A separate analysis script joins those rows against later prices and produces three measures:</w:t>
+      </w:r>
+    </w:p>
+    <w:p>
+      <w:pPr>
+        <w:pStyle w:val="ListParagraph"/>
+        <w:numPr>
+          <w:ilvl w:val="0"/>
+          <w:numId w:val="3"/>
+        </w:numPr>
+        <w:spacing w:after="100" w:line="276"/>
+      </w:pPr>
+      <w:r>
+        <w:rPr>
+          <w:b/>
+          <w:bCs/>
+        </w:rPr>
+        <w:t xml:space="preserve">Excess return</w:t>
+      </w:r>
+      <w:r>
+        <w:t xml:space="preserve"> — the stock's return minus the market's over the same period. Did we beat the market on the names we chose?</w:t>
+      </w:r>
+    </w:p>
+    <w:p>
+      <w:pPr>
+        <w:pStyle w:val="ListParagraph"/>
+        <w:numPr>
+          <w:ilvl w:val="0"/>
+          <w:numId w:val="3"/>
+        </w:numPr>
+        <w:spacing w:after="100" w:line="276"/>
+      </w:pPr>
+      <w:r>
+        <w:rPr>
+          <w:b/>
+          <w:bCs/>
+        </w:rPr>
+        <w:t xml:space="preserve">Jensen's alpha</w:t>
+      </w:r>
+      <w:r>
+        <w:t xml:space="preserve"> — the stock's return minus its beta multiplied by the market's return. Did we beat the market after adjusting for the extra risk we took? This is the stricter and more honest test for a portfolio that is deliberately high-beta, because a stock that rises 3% while the market rises 4% has actually underperformed what its risk should have paid.</w:t>
+      </w:r>
+    </w:p>
+    <w:p>
+      <w:pPr>
+        <w:pStyle w:val="ListParagraph"/>
+        <w:numPr>
+          <w:ilvl w:val="0"/>
+          <w:numId w:val="3"/>
+        </w:numPr>
+        <w:spacing w:after="100" w:line="276"/>
+      </w:pPr>
+      <w:r>
+        <w:rPr>
+          <w:b/>
+          <w:bCs/>
+        </w:rPr>
+        <w:t xml:space="preserve">Information coefficient</w:t>
+      </w:r>
+      <w:r>
+        <w:t xml:space="preserve"> — the correlation between our composite score at entry and the return that followed. Do the indicators predict anything?</w:t>
+      </w:r>
+    </w:p>
+    <w:p>
+      <w:pPr>
+        <w:spacing w:after="140" w:line="276"/>
+        <w:jc w:val="both"/>
+      </w:pPr>
+      <w:r>
+        <w:t xml:space="preserve">It also breaks the results down by conviction level. If our VERY_HIGH conviction trades do not outperform our MEDIUM ones, then the conviction mechanism is decorative and we should say so.</w:t>
+      </w:r>
+    </w:p>
+    <w:p>
+      <w:pPr>
+        <w:spacing w:after="140" w:line="276"/>
+        <w:jc w:val="both"/>
+      </w:pPr>
+      <w:r>
+        <w:t xml:space="preserve">We want to be clear that over a handful of trading days all of these numbers are dominated by noise. This is a framework for judging the strategy rather than a judgement of it, and the report says so in its own output.</w:t>
+      </w:r>
+    </w:p>
+    <w:p>
+      <w:pPr>
+        <w:pStyle w:val="Heading3"/>
+        <w:spacing w:after="120" w:before="240"/>
+      </w:pPr>
+      <w:r>
+        <w:t xml:space="preserve">5.10 Dashboard</w:t>
       </w:r>
     </w:p>
     <w:p>
@@ -5022,7 +5412,7 @@
         <w:jc w:val="both"/>
       </w:pPr>
       <w:r>
-        <w:t xml:space="preserve">We have 297 automated tests covering the indicators (including the hand calculations), the scoring logic, the MACD behaviour on declining stocks, the paper trading safety checks against 21 hostile addresses, the risk limits, the configuration loading, the MCP server tools, the sentiment scoring, the daily logging, and the full pipeline from end to end.</w:t>
+        <w:t xml:space="preserve">We have 370 automated tests covering the indicators (including the hand calculations), the scoring logic, the MACD behaviour on declining stocks, the paper trading safety checks against 21 hostile addresses, the risk limits, the configuration loading, the MCP server tools, the sentiment scoring, the daily logging, and the full pipeline from end to end.</w:t>
       </w:r>
     </w:p>
     <w:p>

--- a/PROJECT_REPORT.docx
+++ b/PROJECT_REPORT.docx
@@ -28,7 +28,7 @@
         </w:p>
       </w:sdtContent>
     </w:sdt>
-    <w:bookmarkStart w:id="44" w:name="X22de1722aab9834f43b0124e3529e3200255926"/>
+    <w:bookmarkStart w:id="45" w:name="X22de1722aab9834f43b0124e3529e3200255926"/>
     <w:p>
       <w:pPr>
         <w:pStyle w:val="Heading1"/>
@@ -220,19 +220,19 @@
               <w:jc w:val="left"/>
             </w:pPr>
             <w:r>
-              <w:t xml:space="preserve">Kanika Mittal</w:t>
-            </w:r>
-          </w:p>
-        </w:tc>
-        <w:tc>
-          <w:tcPr/>
-          <w:p>
-            <w:pPr>
-              <w:pStyle w:val="Compact"/>
-              <w:jc w:val="left"/>
-            </w:pPr>
-            <w:r>
-              <w:t xml:space="preserve">065030</w:t>
+              <w:t xml:space="preserve">Sharvi Sood</w:t>
+            </w:r>
+          </w:p>
+        </w:tc>
+        <w:tc>
+          <w:tcPr/>
+          <w:p>
+            <w:pPr>
+              <w:pStyle w:val="Compact"/>
+              <w:jc w:val="left"/>
+            </w:pPr>
+            <w:r>
+              <w:t xml:space="preserve">065047</w:t>
             </w:r>
           </w:p>
         </w:tc>
@@ -258,19 +258,19 @@
               <w:jc w:val="left"/>
             </w:pPr>
             <w:r>
-              <w:t xml:space="preserve">Sharvi Sood</w:t>
-            </w:r>
-          </w:p>
-        </w:tc>
-        <w:tc>
-          <w:tcPr/>
-          <w:p>
-            <w:pPr>
-              <w:pStyle w:val="Compact"/>
-              <w:jc w:val="left"/>
-            </w:pPr>
-            <w:r>
-              <w:t xml:space="preserve">065047</w:t>
+              <w:t xml:space="preserve">Kanika Mittal</w:t>
+            </w:r>
+          </w:p>
+        </w:tc>
+        <w:tc>
+          <w:tcPr/>
+          <w:p>
+            <w:pPr>
+              <w:pStyle w:val="Compact"/>
+              <w:jc w:val="left"/>
+            </w:pPr>
+            <w:r>
+              <w:t xml:space="preserve">065030</w:t>
             </w:r>
           </w:p>
         </w:tc>
@@ -537,7 +537,7 @@
               <w:jc w:val="left"/>
             </w:pPr>
             <w:r>
-              <w:t xml:space="preserve">Kanika Mittal</w:t>
+              <w:t xml:space="preserve">Sharvi Sood</w:t>
             </w:r>
           </w:p>
         </w:tc>
@@ -575,7 +575,7 @@
               <w:jc w:val="left"/>
             </w:pPr>
             <w:r>
-              <w:t xml:space="preserve">Sharvi Sood</w:t>
+              <w:t xml:space="preserve">Kanika Mittal</w:t>
             </w:r>
           </w:p>
         </w:tc>
@@ -1593,7 +1593,7 @@
         <w:pStyle w:val="BodyText"/>
       </w:pPr>
       <w:r>
-        <w:t xml:space="preserve">Instead, when the AI fails the arithmetic takes over and the day continues normally. This has already happened to us in a live run. From Sharvi’s log on 17 October:</w:t>
+        <w:t xml:space="preserve">Instead, when the AI fails the arithmetic takes over and the day continues normally. This has already happened to us in a live run. From Kanika’s log on 17 October:</w:t>
       </w:r>
     </w:p>
     <w:p>
@@ -2927,12 +2927,12 @@
         <w:pStyle w:val="BodyText"/>
       </w:pPr>
       <w:r>
-        <w:t xml:space="preserve">It has four tabs. The first shows the group: all three accounts side by side, combined equity, the trajectory of every stock we hold, and combined daily profit and loss with a running total. The remaining three — one each for Shivika, Kanika and Sharvi — show that member’s equity trajectory, their daily profit and loss with their best and worst days, the price trajectory of their own stocks, their current alpha attribution, their alpha history across every run that has taken place, their complete order ledger, and their full run history.</w:t>
+        <w:t xml:space="preserve">It has four tabs. The first shows the group: all three accounts side by side, combined equity, the trajectory of every stock we hold, and combined daily profit and loss with a running total. The remaining three — one each for Shivika, Sharvi and Kanika — show that member’s equity trajectory, their daily profit and loss with their best and worst days, the price trajectory of their own stocks, their current alpha attribution, their alpha history across every run that has taken place, their complete order ledger, and their full run history.</w:t>
       </w:r>
     </w:p>
     <w:bookmarkEnd w:id="35"/>
     <w:bookmarkEnd w:id="36"/>
-    <w:bookmarkStart w:id="37" w:name="results-so-far"/>
+    <w:bookmarkStart w:id="38" w:name="results-so-far"/>
     <w:p>
       <w:pPr>
         <w:pStyle w:val="Heading2"/>
@@ -2946,7 +2946,20 @@
         <w:pStyle w:val="FirstParagraph"/>
       </w:pPr>
       <w:r>
-        <w:t xml:space="preserve">Trading began on 17 October. The figures below are as of 26 October, covering five completed trading days.</w:t>
+        <w:t xml:space="preserve">Trading began on 17 October. The figures below are</w:t>
+      </w:r>
+      <w:r>
+        <w:t xml:space="preserve"> </w:t>
+      </w:r>
+      <w:r>
+        <w:rPr>
+          <w:bCs/>
+          <w:b/>
+        </w:rPr>
+        <w:t xml:space="preserve">each account’s last recorded run, not a live reading</w:t>
+      </w:r>
+      <w:r>
+        <w:t xml:space="preserve">. The most recent is 23 October, the last trading day before this report; the market was closed over the weekend. Our Alpaca accounts will have moved since, because equity is only written down when a run happens.</w:t>
       </w:r>
     </w:p>
     <w:tbl>
@@ -3001,7 +3014,7 @@
               <w:jc w:val="left"/>
             </w:pPr>
             <w:r>
-              <w:t xml:space="preserve">Current equity</w:t>
+              <w:t xml:space="preserve">Equity at last run</w:t>
             </w:r>
           </w:p>
         </w:tc>
@@ -3049,7 +3062,7 @@
               <w:jc w:val="left"/>
             </w:pPr>
             <w:r>
-              <w:t xml:space="preserve">Days logged</w:t>
+              <w:t xml:space="preserve">Runs logged</w:t>
             </w:r>
           </w:p>
         </w:tc>
@@ -3087,31 +3100,31 @@
               <w:jc w:val="left"/>
             </w:pPr>
             <w:r>
-              <w:t xml:space="preserve">$100,571.87</w:t>
-            </w:r>
-          </w:p>
-        </w:tc>
-        <w:tc>
-          <w:tcPr/>
-          <w:p>
-            <w:pPr>
-              <w:pStyle w:val="Compact"/>
-              <w:jc w:val="left"/>
-            </w:pPr>
-            <w:r>
-              <w:t xml:space="preserve">+$571.87</w:t>
-            </w:r>
-          </w:p>
-        </w:tc>
-        <w:tc>
-          <w:tcPr/>
-          <w:p>
-            <w:pPr>
-              <w:pStyle w:val="Compact"/>
-              <w:jc w:val="left"/>
-            </w:pPr>
-            <w:r>
-              <w:t xml:space="preserve">+0.57%</w:t>
+              <w:t xml:space="preserve">$100,597.60</w:t>
+            </w:r>
+          </w:p>
+        </w:tc>
+        <w:tc>
+          <w:tcPr/>
+          <w:p>
+            <w:pPr>
+              <w:pStyle w:val="Compact"/>
+              <w:jc w:val="left"/>
+            </w:pPr>
+            <w:r>
+              <w:t xml:space="preserve">+$597.60</w:t>
+            </w:r>
+          </w:p>
+        </w:tc>
+        <w:tc>
+          <w:tcPr/>
+          <w:p>
+            <w:pPr>
+              <w:pStyle w:val="Compact"/>
+              <w:jc w:val="left"/>
+            </w:pPr>
+            <w:r>
+              <w:t xml:space="preserve">+0.60%</w:t>
             </w:r>
           </w:p>
         </w:tc>
@@ -3135,7 +3148,7 @@
               <w:jc w:val="left"/>
             </w:pPr>
             <w:r>
-              <w:t xml:space="preserve">7</w:t>
+              <w:t xml:space="preserve">11</w:t>
             </w:r>
           </w:p>
         </w:tc>
@@ -3149,7 +3162,7 @@
               <w:jc w:val="left"/>
             </w:pPr>
             <w:r>
-              <w:t xml:space="preserve">Kanika Mittal</w:t>
+              <w:t xml:space="preserve">Sharvi Sood</w:t>
             </w:r>
           </w:p>
         </w:tc>
@@ -3221,7 +3234,7 @@
               <w:jc w:val="left"/>
             </w:pPr>
             <w:r>
-              <w:t xml:space="preserve">6</w:t>
+              <w:t xml:space="preserve">11</w:t>
             </w:r>
           </w:p>
         </w:tc>
@@ -3235,7 +3248,7 @@
               <w:jc w:val="left"/>
             </w:pPr>
             <w:r>
-              <w:t xml:space="preserve">Sharvi Sood</w:t>
+              <w:t xml:space="preserve">Kanika Mittal</w:t>
             </w:r>
           </w:p>
         </w:tc>
@@ -3259,55 +3272,55 @@
               <w:jc w:val="left"/>
             </w:pPr>
             <w:r>
-              <w:t xml:space="preserve">$100,135.28</w:t>
-            </w:r>
-          </w:p>
-        </w:tc>
-        <w:tc>
-          <w:tcPr/>
-          <w:p>
-            <w:pPr>
-              <w:pStyle w:val="Compact"/>
-              <w:jc w:val="left"/>
-            </w:pPr>
-            <w:r>
-              <w:t xml:space="preserve">+$135.28</w:t>
-            </w:r>
-          </w:p>
-        </w:tc>
-        <w:tc>
-          <w:tcPr/>
-          <w:p>
-            <w:pPr>
-              <w:pStyle w:val="Compact"/>
-              <w:jc w:val="left"/>
-            </w:pPr>
-            <w:r>
-              <w:t xml:space="preserve">+0.14%</w:t>
-            </w:r>
-          </w:p>
-        </w:tc>
-        <w:tc>
-          <w:tcPr/>
-          <w:p>
-            <w:pPr>
-              <w:pStyle w:val="Compact"/>
-              <w:jc w:val="left"/>
-            </w:pPr>
-            <w:r>
-              <w:t xml:space="preserve">5</w:t>
-            </w:r>
-          </w:p>
-        </w:tc>
-        <w:tc>
-          <w:tcPr/>
-          <w:p>
-            <w:pPr>
-              <w:pStyle w:val="Compact"/>
-              <w:jc w:val="left"/>
-            </w:pPr>
-            <w:r>
-              <w:t xml:space="preserve">2</w:t>
+              <w:t xml:space="preserve">$100,963.10</w:t>
+            </w:r>
+          </w:p>
+        </w:tc>
+        <w:tc>
+          <w:tcPr/>
+          <w:p>
+            <w:pPr>
+              <w:pStyle w:val="Compact"/>
+              <w:jc w:val="left"/>
+            </w:pPr>
+            <w:r>
+              <w:t xml:space="preserve">+$963.10</w:t>
+            </w:r>
+          </w:p>
+        </w:tc>
+        <w:tc>
+          <w:tcPr/>
+          <w:p>
+            <w:pPr>
+              <w:pStyle w:val="Compact"/>
+              <w:jc w:val="left"/>
+            </w:pPr>
+            <w:r>
+              <w:t xml:space="preserve">+0.96%</w:t>
+            </w:r>
+          </w:p>
+        </w:tc>
+        <w:tc>
+          <w:tcPr/>
+          <w:p>
+            <w:pPr>
+              <w:pStyle w:val="Compact"/>
+              <w:jc w:val="left"/>
+            </w:pPr>
+            <w:r>
+              <w:t xml:space="preserve">8</w:t>
+            </w:r>
+          </w:p>
+        </w:tc>
+        <w:tc>
+          <w:tcPr/>
+          <w:p>
+            <w:pPr>
+              <w:pStyle w:val="Compact"/>
+              <w:jc w:val="left"/>
+            </w:pPr>
+            <w:r>
+              <w:t xml:space="preserve">11</w:t>
             </w:r>
           </w:p>
         </w:tc>
@@ -3357,7 +3370,7 @@
                 <w:bCs/>
                 <w:b/>
               </w:rPr>
-              <w:t xml:space="preserve">$299,508.26</w:t>
+              <w:t xml:space="preserve">$300,361.81</w:t>
             </w:r>
           </w:p>
         </w:tc>
@@ -3373,7 +3386,7 @@
                 <w:bCs/>
                 <w:b/>
               </w:rPr>
-              <w:t xml:space="preserve">−$491.74</w:t>
+              <w:t xml:space="preserve">+$361.81</w:t>
             </w:r>
           </w:p>
         </w:tc>
@@ -3389,7 +3402,7 @@
                 <w:bCs/>
                 <w:b/>
               </w:rPr>
-              <w:t xml:space="preserve">−0.16%</w:t>
+              <w:t xml:space="preserve">+0.12%</w:t>
             </w:r>
           </w:p>
         </w:tc>
@@ -3405,7 +3418,7 @@
                 <w:bCs/>
                 <w:b/>
               </w:rPr>
-              <w:t xml:space="preserve">23</w:t>
+              <w:t xml:space="preserve">26</w:t>
             </w:r>
           </w:p>
         </w:tc>
@@ -3424,15 +3437,405 @@
         <w:pStyle w:val="BodyText"/>
       </w:pPr>
       <w:r>
-        <w:t xml:space="preserve">The group as a whole is close to flat, slightly below where it started. Shivika’s portfolio is up about half a percent, Kanika’s is down just over one percent, and Sharvi’s is marginally up.</w:t>
-      </w:r>
-    </w:p>
-    <w:p>
-      <w:pPr>
-        <w:pStyle w:val="BodyText"/>
-      </w:pPr>
-      <w:r>
-        <w:t xml:space="preserve">Kanika’s account was up $1,720 on 22 October and then lost $2,813 in a single day, which is what moved it into negative territory. This is the aggressive position sizing working in the direction we did not want. With roughly 11% of the account in each position, a bad day in two or three holdings produces a swing of this size. We expected this volatility when we chose the settings; seeing it actually happen is a useful reminder of what the aggression setting means in practice.</w:t>
+        <w:t xml:space="preserve">The group as a whole is close to flat, very slightly ahead of where it started. Shivika’s portfolio is up about six-tenths of a percent, Kanika’s is up nearly one percent, and Sharvi’s is down just over one percent.</w:t>
+      </w:r>
+    </w:p>
+    <w:p>
+      <w:pPr>
+        <w:pStyle w:val="BodyText"/>
+      </w:pPr>
+      <w:r>
+        <w:t xml:space="preserve">Sharvi’s account was up $1,720 on 22 October and then lost $2,813 in a single day, which is what moved it into negative territory. This is the aggressive position sizing working in the direction we did not want. With roughly 11% of the account in each position, a bad day in two or three holdings produces a swing of this size. We expected this volatility when we chose the settings; seeing it actually happen is a useful reminder of what the aggression setting means in practice.</w:t>
+      </w:r>
+    </w:p>
+    <w:bookmarkStart w:id="37" w:name="did-we-beat-the-market"/>
+    <w:p>
+      <w:pPr>
+        <w:pStyle w:val="Heading3"/>
+      </w:pPr>
+      <w:r>
+        <w:t xml:space="preserve">Did we beat the market?</w:t>
+      </w:r>
+    </w:p>
+    <w:p>
+      <w:pPr>
+        <w:pStyle w:val="FirstParagraph"/>
+      </w:pPr>
+      <w:r>
+        <w:t xml:space="preserve">Equity alone cannot answer that, because a rising market lifts everything. Measured on the trades themselves, against the S&amp;P 500:</w:t>
+      </w:r>
+    </w:p>
+    <w:tbl>
+      <w:tblPr>
+        <w:tblStyle w:val="Table"/>
+        <w:tblW w:type="pct" w:w="5000"/>
+        <w:tblLook w:firstRow="1" w:lastRow="0" w:firstColumn="0" w:lastColumn="0" w:noHBand="0" w:noVBand="0" w:val="0020"/>
+        <w:jc w:val="start"/>
+      </w:tblPr>
+      <w:tblGrid>
+        <w:gridCol w:w="1320"/>
+        <w:gridCol w:w="1320"/>
+        <w:gridCol w:w="1320"/>
+        <w:gridCol w:w="1320"/>
+        <w:gridCol w:w="1320"/>
+        <w:gridCol w:w="1320"/>
+      </w:tblGrid>
+      <w:tr>
+        <w:trPr>
+          <w:tblHeader w:val="true"/>
+        </w:trPr>
+        <w:tc>
+          <w:tcPr/>
+          <w:p>
+            <w:pPr>
+              <w:pStyle w:val="Compact"/>
+              <w:jc w:val="left"/>
+            </w:pPr>
+            <w:r>
+              <w:t xml:space="preserve">Member</w:t>
+            </w:r>
+          </w:p>
+        </w:tc>
+        <w:tc>
+          <w:tcPr/>
+          <w:p>
+            <w:pPr>
+              <w:pStyle w:val="Compact"/>
+              <w:jc w:val="left"/>
+            </w:pPr>
+            <w:r>
+              <w:t xml:space="preserve">Trades measured</w:t>
+            </w:r>
+          </w:p>
+        </w:tc>
+        <w:tc>
+          <w:tcPr/>
+          <w:p>
+            <w:pPr>
+              <w:pStyle w:val="Compact"/>
+              <w:jc w:val="left"/>
+            </w:pPr>
+            <w:r>
+              <w:t xml:space="preserve">Mean return</w:t>
+            </w:r>
+          </w:p>
+        </w:tc>
+        <w:tc>
+          <w:tcPr/>
+          <w:p>
+            <w:pPr>
+              <w:pStyle w:val="Compact"/>
+              <w:jc w:val="left"/>
+            </w:pPr>
+            <w:r>
+              <w:t xml:space="preserve">Versus the market</w:t>
+            </w:r>
+          </w:p>
+        </w:tc>
+        <w:tc>
+          <w:tcPr/>
+          <w:p>
+            <w:pPr>
+              <w:pStyle w:val="Compact"/>
+              <w:jc w:val="left"/>
+            </w:pPr>
+            <w:r>
+              <w:t xml:space="preserve">After adjusting for risk</w:t>
+            </w:r>
+          </w:p>
+        </w:tc>
+        <w:tc>
+          <w:tcPr/>
+          <w:p>
+            <w:pPr>
+              <w:pStyle w:val="Compact"/>
+              <w:jc w:val="left"/>
+            </w:pPr>
+            <w:r>
+              <w:t xml:space="preserve">Win rate</w:t>
+            </w:r>
+          </w:p>
+        </w:tc>
+      </w:tr>
+      <w:tr>
+        <w:tc>
+          <w:tcPr/>
+          <w:p>
+            <w:pPr>
+              <w:pStyle w:val="Compact"/>
+              <w:jc w:val="left"/>
+            </w:pPr>
+            <w:r>
+              <w:t xml:space="preserve">Shivika Khanna</w:t>
+            </w:r>
+          </w:p>
+        </w:tc>
+        <w:tc>
+          <w:tcPr/>
+          <w:p>
+            <w:pPr>
+              <w:pStyle w:val="Compact"/>
+              <w:jc w:val="left"/>
+            </w:pPr>
+            <w:r>
+              <w:t xml:space="preserve">12 (8 still open)</w:t>
+            </w:r>
+          </w:p>
+        </w:tc>
+        <w:tc>
+          <w:tcPr/>
+          <w:p>
+            <w:pPr>
+              <w:pStyle w:val="Compact"/>
+              <w:jc w:val="left"/>
+            </w:pPr>
+            <w:r>
+              <w:t xml:space="preserve">+0.54%</w:t>
+            </w:r>
+          </w:p>
+        </w:tc>
+        <w:tc>
+          <w:tcPr/>
+          <w:p>
+            <w:pPr>
+              <w:pStyle w:val="Compact"/>
+              <w:jc w:val="left"/>
+            </w:pPr>
+            <w:r>
+              <w:rPr>
+                <w:bCs/>
+                <w:b/>
+              </w:rPr>
+              <w:t xml:space="preserve">+1.26%</w:t>
+            </w:r>
+          </w:p>
+        </w:tc>
+        <w:tc>
+          <w:tcPr/>
+          <w:p>
+            <w:pPr>
+              <w:pStyle w:val="Compact"/>
+              <w:jc w:val="left"/>
+            </w:pPr>
+            <w:r>
+              <w:rPr>
+                <w:bCs/>
+                <w:b/>
+              </w:rPr>
+              <w:t xml:space="preserve">+1.65%</w:t>
+            </w:r>
+          </w:p>
+        </w:tc>
+        <w:tc>
+          <w:tcPr/>
+          <w:p>
+            <w:pPr>
+              <w:pStyle w:val="Compact"/>
+              <w:jc w:val="left"/>
+            </w:pPr>
+            <w:r>
+              <w:t xml:space="preserve">66.7%</w:t>
+            </w:r>
+          </w:p>
+        </w:tc>
+      </w:tr>
+      <w:tr>
+        <w:tc>
+          <w:tcPr/>
+          <w:p>
+            <w:pPr>
+              <w:pStyle w:val="Compact"/>
+              <w:jc w:val="left"/>
+            </w:pPr>
+            <w:r>
+              <w:t xml:space="preserve">Sharvi Sood</w:t>
+            </w:r>
+          </w:p>
+        </w:tc>
+        <w:tc>
+          <w:tcPr/>
+          <w:p>
+            <w:pPr>
+              <w:pStyle w:val="Compact"/>
+              <w:jc w:val="left"/>
+            </w:pPr>
+            <w:r>
+              <w:t xml:space="preserve">10 (10 still open)</w:t>
+            </w:r>
+          </w:p>
+        </w:tc>
+        <w:tc>
+          <w:tcPr/>
+          <w:p>
+            <w:pPr>
+              <w:pStyle w:val="Compact"/>
+              <w:jc w:val="left"/>
+            </w:pPr>
+            <w:r>
+              <w:t xml:space="preserve">−0.91%</w:t>
+            </w:r>
+          </w:p>
+        </w:tc>
+        <w:tc>
+          <w:tcPr/>
+          <w:p>
+            <w:pPr>
+              <w:pStyle w:val="Compact"/>
+              <w:jc w:val="left"/>
+            </w:pPr>
+            <w:r>
+              <w:t xml:space="preserve">−0.03%</w:t>
+            </w:r>
+          </w:p>
+        </w:tc>
+        <w:tc>
+          <w:tcPr/>
+          <w:p>
+            <w:pPr>
+              <w:pStyle w:val="Compact"/>
+              <w:jc w:val="left"/>
+            </w:pPr>
+            <w:r>
+              <w:t xml:space="preserve">−0.23%</w:t>
+            </w:r>
+          </w:p>
+        </w:tc>
+        <w:tc>
+          <w:tcPr/>
+          <w:p>
+            <w:pPr>
+              <w:pStyle w:val="Compact"/>
+              <w:jc w:val="left"/>
+            </w:pPr>
+            <w:r>
+              <w:t xml:space="preserve">50.0%</w:t>
+            </w:r>
+          </w:p>
+        </w:tc>
+      </w:tr>
+      <w:tr>
+        <w:tc>
+          <w:tcPr/>
+          <w:p>
+            <w:pPr>
+              <w:pStyle w:val="Compact"/>
+              <w:jc w:val="left"/>
+            </w:pPr>
+            <w:r>
+              <w:t xml:space="preserve">Kanika Mittal</w:t>
+            </w:r>
+          </w:p>
+        </w:tc>
+        <w:tc>
+          <w:tcPr/>
+          <w:p>
+            <w:pPr>
+              <w:pStyle w:val="Compact"/>
+              <w:jc w:val="left"/>
+            </w:pPr>
+            <w:r>
+              <w:t xml:space="preserve">10 (8 still open)</w:t>
+            </w:r>
+          </w:p>
+        </w:tc>
+        <w:tc>
+          <w:tcPr/>
+          <w:p>
+            <w:pPr>
+              <w:pStyle w:val="Compact"/>
+              <w:jc w:val="left"/>
+            </w:pPr>
+            <w:r>
+              <w:t xml:space="preserve">+1.08%</w:t>
+            </w:r>
+          </w:p>
+        </w:tc>
+        <w:tc>
+          <w:tcPr/>
+          <w:p>
+            <w:pPr>
+              <w:pStyle w:val="Compact"/>
+              <w:jc w:val="left"/>
+            </w:pPr>
+            <w:r>
+              <w:rPr>
+                <w:bCs/>
+                <w:b/>
+              </w:rPr>
+              <w:t xml:space="preserve">+1.98%</w:t>
+            </w:r>
+          </w:p>
+        </w:tc>
+        <w:tc>
+          <w:tcPr/>
+          <w:p>
+            <w:pPr>
+              <w:pStyle w:val="Compact"/>
+              <w:jc w:val="left"/>
+            </w:pPr>
+            <w:r>
+              <w:rPr>
+                <w:bCs/>
+                <w:b/>
+              </w:rPr>
+              <w:t xml:space="preserve">+1.72%</w:t>
+            </w:r>
+          </w:p>
+        </w:tc>
+        <w:tc>
+          <w:tcPr/>
+          <w:p>
+            <w:pPr>
+              <w:pStyle w:val="Compact"/>
+              <w:jc w:val="left"/>
+            </w:pPr>
+            <w:r>
+              <w:t xml:space="preserve">60.0%</w:t>
+            </w:r>
+          </w:p>
+        </w:tc>
+      </w:tr>
+    </w:tbl>
+    <w:p>
+      <w:pPr>
+        <w:pStyle w:val="BodyText"/>
+      </w:pPr>
+      <w:r>
+        <w:t xml:space="preserve">Two of the three accounts are ahead of the market on the stocks they chose, and still ahead after adjusting for the fact that we deliberately chose jumpier-than-average stocks — which is the stricter test.</w:t>
+      </w:r>
+    </w:p>
+    <w:p>
+      <w:pPr>
+        <w:pStyle w:val="BodyText"/>
+      </w:pPr>
+      <w:r>
+        <w:t xml:space="preserve">We want to be careful about how much weight this carries. Ten to twelve trades each is far below the thirty that would be a bare minimum for the numbers to mean anything, and realistically it takes hundreds. At this sample size a coin toss could produce the same result. The honest answer to</w:t>
+      </w:r>
+      <w:r>
+        <w:t xml:space="preserve"> </w:t>
+      </w:r>
+      <w:r>
+        <w:t xml:space="preserve">“</w:t>
+      </w:r>
+      <w:r>
+        <w:t xml:space="preserve">is this skill or luck?</w:t>
+      </w:r>
+      <w:r>
+        <w:t xml:space="preserve">”</w:t>
+      </w:r>
+      <w:r>
+        <w:t xml:space="preserve"> </w:t>
+      </w:r>
+      <w:r>
+        <w:t xml:space="preserve">is that we cannot yet tell, and we would rather say so than present these figures as a success.</w:t>
+      </w:r>
+    </w:p>
+    <w:p>
+      <w:pPr>
+        <w:pStyle w:val="BodyText"/>
+      </w:pPr>
+      <w:r>
+        <w:t xml:space="preserve">The third measure we built, which asks whether our scores actually predicted the returns that followed, cannot be computed for these trades at all: we were not recording the score behind each trade when they were made. That measurement starts from now.</w:t>
       </w:r>
     </w:p>
     <w:p>
@@ -3448,7 +3851,7 @@
         <w:pStyle w:val="BodyText"/>
       </w:pPr>
       <w:r>
-        <w:t xml:space="preserve">Sharvi’s account has only two logged days compared with seven and six for the others, so her figure of $100,135 is from 20 October and is stale. Her actual current position is almost certainly different. This was a logging problem rather than a trading problem — her positions and orders are real and visible in her Alpaca account. We have now found and fixed the cause, which is described in section 7; her log should fill in from the next scheduled run onwards.</w:t>
+        <w:t xml:space="preserve">These figures are now complete for all three of us. Until very recently Kanika’s log held only two rows against eleven for the others, which made her account look as though it had barely traded. That was the records fault described in section 7, not a trading fault, and the missing rows have since been read back out of the saved attachments of each run. All three accounts now have the same eleven runs recorded over the same six trading days.</w:t>
       </w:r>
     </w:p>
     <w:p>
@@ -3460,7 +3863,8 @@
       </w:r>
     </w:p>
     <w:bookmarkEnd w:id="37"/>
-    <w:bookmarkStart w:id="38" w:name="problems-we-encountered"/>
+    <w:bookmarkEnd w:id="38"/>
+    <w:bookmarkStart w:id="39" w:name="problems-we-encountered"/>
     <w:p>
       <w:pPr>
         <w:pStyle w:val="Heading2"/>
@@ -3492,7 +3896,7 @@
         <w:t xml:space="preserve"> </w:t>
       </w:r>
       <w:r>
-        <w:t xml:space="preserve">This was the most interesting one. After our first live run, Sharvi’s log contained the line</w:t>
+        <w:t xml:space="preserve">This was the most interesting one. After our first live run, Kanika’s log contained the line</w:t>
       </w:r>
       <w:r>
         <w:t xml:space="preserve"> </w:t>
@@ -3554,7 +3958,7 @@
         <w:t xml:space="preserve">NO</w:t>
       </w:r>
       <w:r>
-        <w:t xml:space="preserve">. Sharvi’s high-beta list contained</w:t>
+        <w:t xml:space="preserve">. Kanika’s high-beta list contained</w:t>
       </w:r>
       <w:r>
         <w:t xml:space="preserve"> </w:t>
@@ -3592,7 +3996,7 @@
         <w:pStyle w:val="BodyText"/>
       </w:pPr>
       <w:r>
-        <w:t xml:space="preserve">It had two effects. Sharvi was actually trading 13 stocks rather than 14, and because the sector lookup was also affected, ON was escaping the technology sector exposure limit.</w:t>
+        <w:t xml:space="preserve">It had two effects. Kanika was actually trading 13 stocks rather than 14, and because the sector lookup was also affected, ON was escaping the technology sector exposure limit.</w:t>
       </w:r>
     </w:p>
     <w:p>
@@ -3634,39 +4038,63 @@
         <w:pStyle w:val="BodyText"/>
       </w:pPr>
       <w:r>
-        <w:t xml:space="preserve">Sharvi’s log stopped updating after 20 October while the other two carried on. Her trades were still happening and were visible in her Alpaca account, but no daily record was being written.</w:t>
-      </w:r>
-    </w:p>
-    <w:p>
-      <w:pPr>
-        <w:pStyle w:val="BodyText"/>
-      </w:pPr>
-      <w:r>
-        <w:t xml:space="preserve">The cause turned out to be a chain of three things. The three accounts run one after another in a fixed order, sharing a single free AI quota. Shivika runs first and uses most of it. By the time Sharvi’s turn came, every AI request was being rate-limited, and our retry settings — eight attempts, each allowed up to 180 seconds — meant her run could spend well over half an hour simply waiting. The automation job has its own 40-minute limit, so GitHub killed the job before it ever reached the step that writes the log.</w:t>
-      </w:r>
-    </w:p>
-    <w:p>
-      <w:pPr>
-        <w:pStyle w:val="BodyText"/>
-      </w:pPr>
-      <w:r>
-        <w:t xml:space="preserve">We had designed the system so that a run which cannot read the account still writes a row, precisely so gaps would be visible. That protection was useless here, because the process was killed outright rather than failing gracefully.</w:t>
-      </w:r>
-    </w:p>
-    <w:p>
-      <w:pPr>
-        <w:pStyle w:val="BodyText"/>
-      </w:pPr>
-      <w:r>
-        <w:t xml:space="preserve">We fixed it in three ways. First, we added a hard time budget for the AI stage — if it has not finished within seven minutes, it is abandoned and the deterministic engine takes over, so a run can no longer overrun its job. Second, we reduced the number of stocks sent to the AI from 12 to 8 per person, which brings the whole team inside the free quota instead of starving whoever goes last. Third, we gave each scheduled run its own queue so a delayed trading run no longer blocks the evening snapshot behind it.</w:t>
-      </w:r>
-    </w:p>
-    <w:p>
-      <w:pPr>
-        <w:pStyle w:val="BodyText"/>
-      </w:pPr>
-      <w:r>
-        <w:t xml:space="preserve">We verified the fix by simulating a crew that hangs indefinitely and confirming that the run still completed, still fell back with an announcement, and still wrote its log row.</w:t>
+        <w:t xml:space="preserve">Kanika’s log stopped updating after 20 October while the other two carried on. Her trades were still happening and were visible in her Alpaca account, but no daily record was being written.</w:t>
+      </w:r>
+    </w:p>
+    <w:p>
+      <w:pPr>
+        <w:pStyle w:val="BodyText"/>
+      </w:pPr>
+      <w:r>
+        <w:t xml:space="preserve">Our first explanation was wrong, and we think the way we found that out is worth recording. We assumed the three accounts were starving each other of the shared free AI quota, and that Kanika’s run — which goes last — was being killed by the job time limit before it could write its log. It was a plausible story and it fitted the symptom, so we acted on it and reduced the quota accordingly.</w:t>
+      </w:r>
+    </w:p>
+    <w:p>
+      <w:pPr>
+        <w:pStyle w:val="BodyText"/>
+      </w:pPr>
+      <w:r>
+        <w:t xml:space="preserve">Then we read her actual job log instead of reasoning about it. Her run had completed in full: it read her account, computed her signals and wrote all six agent files. It had reported success. The row simply never arrived in the repository.</w:t>
+      </w:r>
+    </w:p>
+    <w:p>
+      <w:pPr>
+        <w:pStyle w:val="BodyText"/>
+      </w:pPr>
+      <w:r>
+        <w:t xml:space="preserve">The real cause was in how the records are collected. Each account’s run saves the whole records folder as an attachment, which means every attachment contains all three people’s files — that account’s updated file, and the other two exactly as they were before the run. The step that gathers the attachments merged them into a single folder, and when three files share a name the last one copied wins. So on every run, two of the three people’s new rows were overwritten by stale copies, at random. Nothing failed, which is why nothing was reported.</w:t>
+      </w:r>
+    </w:p>
+    <w:p>
+      <w:pPr>
+        <w:pStyle w:val="BodyText"/>
+      </w:pPr>
+      <w:r>
+        <w:t xml:space="preserve">This is the kind of fault that is invisible from the outside: every job green, every account trading correctly, and the records quietly wrong. It only became findable when we stopped trusting the summary and read the underlying log.</w:t>
+      </w:r>
+    </w:p>
+    <w:p>
+      <w:pPr>
+        <w:pStyle w:val="BodyText"/>
+      </w:pPr>
+      <w:r>
+        <w:t xml:space="preserve">We fixed it at two levels. The gathering step no longer merges the attachments into one folder; it reads each one separately and keeps the union of all the rows, so nothing can overwrite anything. More importantly, each account’s run now saves only its own files, so the three attachments have nothing in common to collide over — even if the gathering step were changed again in future, there would be nothing left to lose. We also wrote a recovery tool that reads the missing rows back out of the saved attachments, which still hold them for seven days after each run.</w:t>
+      </w:r>
+    </w:p>
+    <w:p>
+      <w:pPr>
+        <w:pStyle w:val="BodyText"/>
+      </w:pPr>
+      <w:r>
+        <w:t xml:space="preserve">We verified both the fault and the fix by reproducing the overwrite against the real merge script, then confirming that the corrected version keeps all three people’s rows, and that running the recovery twice adds nothing the second time.</w:t>
+      </w:r>
+    </w:p>
+    <w:p>
+      <w:pPr>
+        <w:pStyle w:val="BodyText"/>
+      </w:pPr>
+      <w:r>
+        <w:t xml:space="preserve">The time budget and quota reduction we had already made are still worth having — an AI stage that hangs would genuinely be a problem — but they were not what was wrong here, and we have left the record of that mistake in this report rather than quietly replacing it.</w:t>
       </w:r>
     </w:p>
     <w:p>
@@ -3860,8 +4288,8 @@
         <w:t xml:space="preserve">Free AI services have both per-session and weekly limits. Our crew uses roughly 28 requests per person per run, so about 84 per run across the three accounts. We added a configurable cap on how many stocks are sent to the AI, and the fallback engine handles whatever is left over.</w:t>
       </w:r>
     </w:p>
-    <w:bookmarkEnd w:id="38"/>
-    <w:bookmarkStart w:id="39" w:name="testing"/>
+    <w:bookmarkEnd w:id="39"/>
+    <w:bookmarkStart w:id="40" w:name="testing"/>
     <w:p>
       <w:pPr>
         <w:pStyle w:val="Heading2"/>
@@ -3875,7 +4303,7 @@
         <w:pStyle w:val="FirstParagraph"/>
       </w:pPr>
       <w:r>
-        <w:t xml:space="preserve">We have 428 automated tests covering the indicators (including the hand calculations), the scoring logic, the MACD behaviour on declining stocks, the paper trading safety checks against 21 hostile addresses, the risk limits, the configuration loading, the MCP server tools, the sentiment scoring, the daily logging, the per-member alpha log and the recovery of earlier trades, and the full pipeline from end to end.</w:t>
+        <w:t xml:space="preserve">We have 460 automated tests covering the indicators (including the hand calculations), the scoring logic, the MACD behaviour on declining stocks, the paper trading safety checks against 21 hostile addresses, the risk limits, the configuration loading, the MCP server tools, the sentiment scoring, the daily logging, the per-member alpha log and the recovery of earlier trades, and the full pipeline from end to end.</w:t>
       </w:r>
     </w:p>
     <w:p>
@@ -3934,8 +4362,8 @@
         <w:t xml:space="preserve">Ran every step of our automated workflows locally before relying on them, including confirming that our secret scanner actually detects deliberately planted fake credentials rather than passing by default.</w:t>
       </w:r>
     </w:p>
-    <w:bookmarkEnd w:id="39"/>
-    <w:bookmarkStart w:id="40" w:name="limitations"/>
+    <w:bookmarkEnd w:id="40"/>
+    <w:bookmarkStart w:id="41" w:name="limitations"/>
     <w:p>
       <w:pPr>
         <w:pStyle w:val="Heading2"/>
@@ -4003,7 +4431,7 @@
         <w:t xml:space="preserve"> </w:t>
       </w:r>
       <w:r>
-        <w:t xml:space="preserve">Sharvi’s log has gaps on days where the job did not reach the logging stage. Her trading is unaffected but her recorded history is thinner than the others’.</w:t>
+        <w:t xml:space="preserve">Kanika’s recorded history has gaps, for the reason described in section 7: her rows were being overwritten when the records were gathered. Her trading was never affected, and the missing rows are being recovered from the saved attachments of each run. Any run older than seven days is beyond recovery, because the attachments expire.</w:t>
       </w:r>
     </w:p>
     <w:p>
@@ -4042,8 +4470,8 @@
         <w:t xml:space="preserve">for both market data and AI, which limits how often we can run and how many stocks the AI can review.</w:t>
       </w:r>
     </w:p>
-    <w:bookmarkEnd w:id="40"/>
-    <w:bookmarkStart w:id="41" w:name="conclusion"/>
+    <w:bookmarkEnd w:id="41"/>
+    <w:bookmarkStart w:id="42" w:name="conclusion"/>
     <w:p>
       <w:pPr>
         <w:pStyle w:val="Heading2"/>
@@ -4091,8 +4519,8 @@
         </w:pict>
       </w:r>
     </w:p>
-    <w:bookmarkEnd w:id="41"/>
-    <w:bookmarkStart w:id="42" w:name="appendix-a-repository-structure"/>
+    <w:bookmarkEnd w:id="42"/>
+    <w:bookmarkStart w:id="43" w:name="appendix-a-repository-structure"/>
     <w:p>
       <w:pPr>
         <w:pStyle w:val="Heading2"/>
@@ -4304,8 +4732,8 @@
         <w:t xml:space="preserve">.github/workflows/    the automation</w:t>
       </w:r>
     </w:p>
-    <w:bookmarkEnd w:id="42"/>
-    <w:bookmarkStart w:id="43" w:name="appendix-b-running-the-system"/>
+    <w:bookmarkEnd w:id="43"/>
+    <w:bookmarkStart w:id="44" w:name="appendix-b-running-the-system"/>
     <w:p>
       <w:pPr>
         <w:pStyle w:val="Heading2"/>
@@ -4631,8 +5059,8 @@
         <w:t xml:space="preserve">files display as formatted tables.</w:t>
       </w:r>
     </w:p>
-    <w:bookmarkEnd w:id="43"/>
     <w:bookmarkEnd w:id="44"/>
+    <w:bookmarkEnd w:id="45"/>
     <w:sectPr/>
   </w:body>
 </w:document>

--- a/PROJECT_REPORT.docx
+++ b/PROJECT_REPORT.docx
@@ -2959,7 +2959,7 @@
         <w:t xml:space="preserve">each account’s last recorded run, not a live reading</w:t>
       </w:r>
       <w:r>
-        <w:t xml:space="preserve">. The most recent is 23 October, the last trading day before this report; the market was closed over the weekend. Our Alpaca accounts will have moved since, because equity is only written down when a run happens.</w:t>
+        <w:t xml:space="preserve">: 27 October, across seven trading days and twelve recorded runs. Our Alpaca accounts will have moved since, because equity is only written down when a run happens.</w:t>
       </w:r>
     </w:p>
     <w:tbl>
@@ -3100,55 +3100,55 @@
               <w:jc w:val="left"/>
             </w:pPr>
             <w:r>
-              <w:t xml:space="preserve">$100,597.60</w:t>
-            </w:r>
-          </w:p>
-        </w:tc>
-        <w:tc>
-          <w:tcPr/>
-          <w:p>
-            <w:pPr>
-              <w:pStyle w:val="Compact"/>
-              <w:jc w:val="left"/>
-            </w:pPr>
-            <w:r>
-              <w:t xml:space="preserve">+$597.60</w:t>
-            </w:r>
-          </w:p>
-        </w:tc>
-        <w:tc>
-          <w:tcPr/>
-          <w:p>
-            <w:pPr>
-              <w:pStyle w:val="Compact"/>
-              <w:jc w:val="left"/>
-            </w:pPr>
-            <w:r>
-              <w:t xml:space="preserve">+0.60%</w:t>
-            </w:r>
-          </w:p>
-        </w:tc>
-        <w:tc>
-          <w:tcPr/>
-          <w:p>
-            <w:pPr>
-              <w:pStyle w:val="Compact"/>
-              <w:jc w:val="left"/>
-            </w:pPr>
-            <w:r>
-              <w:t xml:space="preserve">8</w:t>
-            </w:r>
-          </w:p>
-        </w:tc>
-        <w:tc>
-          <w:tcPr/>
-          <w:p>
-            <w:pPr>
-              <w:pStyle w:val="Compact"/>
-              <w:jc w:val="left"/>
-            </w:pPr>
-            <w:r>
-              <w:t xml:space="preserve">11</w:t>
+              <w:t xml:space="preserve">$100,938.83</w:t>
+            </w:r>
+          </w:p>
+        </w:tc>
+        <w:tc>
+          <w:tcPr/>
+          <w:p>
+            <w:pPr>
+              <w:pStyle w:val="Compact"/>
+              <w:jc w:val="left"/>
+            </w:pPr>
+            <w:r>
+              <w:t xml:space="preserve">+$938.83</w:t>
+            </w:r>
+          </w:p>
+        </w:tc>
+        <w:tc>
+          <w:tcPr/>
+          <w:p>
+            <w:pPr>
+              <w:pStyle w:val="Compact"/>
+              <w:jc w:val="left"/>
+            </w:pPr>
+            <w:r>
+              <w:t xml:space="preserve">+0.94%</w:t>
+            </w:r>
+          </w:p>
+        </w:tc>
+        <w:tc>
+          <w:tcPr/>
+          <w:p>
+            <w:pPr>
+              <w:pStyle w:val="Compact"/>
+              <w:jc w:val="left"/>
+            </w:pPr>
+            <w:r>
+              <w:t xml:space="preserve">9</w:t>
+            </w:r>
+          </w:p>
+        </w:tc>
+        <w:tc>
+          <w:tcPr/>
+          <w:p>
+            <w:pPr>
+              <w:pStyle w:val="Compact"/>
+              <w:jc w:val="left"/>
+            </w:pPr>
+            <w:r>
+              <w:t xml:space="preserve">12</w:t>
             </w:r>
           </w:p>
         </w:tc>
@@ -3186,55 +3186,55 @@
               <w:jc w:val="left"/>
             </w:pPr>
             <w:r>
-              <w:t xml:space="preserve">$98,801.11</w:t>
-            </w:r>
-          </w:p>
-        </w:tc>
-        <w:tc>
-          <w:tcPr/>
-          <w:p>
-            <w:pPr>
-              <w:pStyle w:val="Compact"/>
-              <w:jc w:val="left"/>
-            </w:pPr>
-            <w:r>
-              <w:t xml:space="preserve">−$1,198.89</w:t>
-            </w:r>
-          </w:p>
-        </w:tc>
-        <w:tc>
-          <w:tcPr/>
-          <w:p>
-            <w:pPr>
-              <w:pStyle w:val="Compact"/>
-              <w:jc w:val="left"/>
-            </w:pPr>
-            <w:r>
-              <w:t xml:space="preserve">−1.20%</w:t>
-            </w:r>
-          </w:p>
-        </w:tc>
-        <w:tc>
-          <w:tcPr/>
-          <w:p>
-            <w:pPr>
-              <w:pStyle w:val="Compact"/>
-              <w:jc w:val="left"/>
-            </w:pPr>
-            <w:r>
-              <w:t xml:space="preserve">10</w:t>
-            </w:r>
-          </w:p>
-        </w:tc>
-        <w:tc>
-          <w:tcPr/>
-          <w:p>
-            <w:pPr>
-              <w:pStyle w:val="Compact"/>
-              <w:jc w:val="left"/>
-            </w:pPr>
-            <w:r>
-              <w:t xml:space="preserve">11</w:t>
+              <w:t xml:space="preserve">$98,014.45</w:t>
+            </w:r>
+          </w:p>
+        </w:tc>
+        <w:tc>
+          <w:tcPr/>
+          <w:p>
+            <w:pPr>
+              <w:pStyle w:val="Compact"/>
+              <w:jc w:val="left"/>
+            </w:pPr>
+            <w:r>
+              <w:t xml:space="preserve">−$1,985.55</w:t>
+            </w:r>
+          </w:p>
+        </w:tc>
+        <w:tc>
+          <w:tcPr/>
+          <w:p>
+            <w:pPr>
+              <w:pStyle w:val="Compact"/>
+              <w:jc w:val="left"/>
+            </w:pPr>
+            <w:r>
+              <w:t xml:space="preserve">−1.99%</w:t>
+            </w:r>
+          </w:p>
+        </w:tc>
+        <w:tc>
+          <w:tcPr/>
+          <w:p>
+            <w:pPr>
+              <w:pStyle w:val="Compact"/>
+              <w:jc w:val="left"/>
+            </w:pPr>
+            <w:r>
+              <w:t xml:space="preserve">7</w:t>
+            </w:r>
+          </w:p>
+        </w:tc>
+        <w:tc>
+          <w:tcPr/>
+          <w:p>
+            <w:pPr>
+              <w:pStyle w:val="Compact"/>
+              <w:jc w:val="left"/>
+            </w:pPr>
+            <w:r>
+              <w:t xml:space="preserve">12</w:t>
             </w:r>
           </w:p>
         </w:tc>
@@ -3272,55 +3272,55 @@
               <w:jc w:val="left"/>
             </w:pPr>
             <w:r>
-              <w:t xml:space="preserve">$100,963.10</w:t>
-            </w:r>
-          </w:p>
-        </w:tc>
-        <w:tc>
-          <w:tcPr/>
-          <w:p>
-            <w:pPr>
-              <w:pStyle w:val="Compact"/>
-              <w:jc w:val="left"/>
-            </w:pPr>
-            <w:r>
-              <w:t xml:space="preserve">+$963.10</w:t>
-            </w:r>
-          </w:p>
-        </w:tc>
-        <w:tc>
-          <w:tcPr/>
-          <w:p>
-            <w:pPr>
-              <w:pStyle w:val="Compact"/>
-              <w:jc w:val="left"/>
-            </w:pPr>
-            <w:r>
-              <w:t xml:space="preserve">+0.96%</w:t>
-            </w:r>
-          </w:p>
-        </w:tc>
-        <w:tc>
-          <w:tcPr/>
-          <w:p>
-            <w:pPr>
-              <w:pStyle w:val="Compact"/>
-              <w:jc w:val="left"/>
-            </w:pPr>
-            <w:r>
-              <w:t xml:space="preserve">8</w:t>
-            </w:r>
-          </w:p>
-        </w:tc>
-        <w:tc>
-          <w:tcPr/>
-          <w:p>
-            <w:pPr>
-              <w:pStyle w:val="Compact"/>
-              <w:jc w:val="left"/>
-            </w:pPr>
-            <w:r>
-              <w:t xml:space="preserve">11</w:t>
+              <w:t xml:space="preserve">$101,311.61</w:t>
+            </w:r>
+          </w:p>
+        </w:tc>
+        <w:tc>
+          <w:tcPr/>
+          <w:p>
+            <w:pPr>
+              <w:pStyle w:val="Compact"/>
+              <w:jc w:val="left"/>
+            </w:pPr>
+            <w:r>
+              <w:t xml:space="preserve">+$1,311.61</w:t>
+            </w:r>
+          </w:p>
+        </w:tc>
+        <w:tc>
+          <w:tcPr/>
+          <w:p>
+            <w:pPr>
+              <w:pStyle w:val="Compact"/>
+              <w:jc w:val="left"/>
+            </w:pPr>
+            <w:r>
+              <w:t xml:space="preserve">+1.31%</w:t>
+            </w:r>
+          </w:p>
+        </w:tc>
+        <w:tc>
+          <w:tcPr/>
+          <w:p>
+            <w:pPr>
+              <w:pStyle w:val="Compact"/>
+              <w:jc w:val="left"/>
+            </w:pPr>
+            <w:r>
+              <w:t xml:space="preserve">9</w:t>
+            </w:r>
+          </w:p>
+        </w:tc>
+        <w:tc>
+          <w:tcPr/>
+          <w:p>
+            <w:pPr>
+              <w:pStyle w:val="Compact"/>
+              <w:jc w:val="left"/>
+            </w:pPr>
+            <w:r>
+              <w:t xml:space="preserve">12</w:t>
             </w:r>
           </w:p>
         </w:tc>
@@ -3370,7 +3370,7 @@
                 <w:bCs/>
                 <w:b/>
               </w:rPr>
-              <w:t xml:space="preserve">$300,361.81</w:t>
+              <w:t xml:space="preserve">$300,264.89</w:t>
             </w:r>
           </w:p>
         </w:tc>
@@ -3386,7 +3386,7 @@
                 <w:bCs/>
                 <w:b/>
               </w:rPr>
-              <w:t xml:space="preserve">+$361.81</w:t>
+              <w:t xml:space="preserve">+$264.89</w:t>
             </w:r>
           </w:p>
         </w:tc>
@@ -3402,7 +3402,7 @@
                 <w:bCs/>
                 <w:b/>
               </w:rPr>
-              <w:t xml:space="preserve">+0.12%</w:t>
+              <w:t xml:space="preserve">+0.09%</w:t>
             </w:r>
           </w:p>
         </w:tc>
@@ -3418,7 +3418,7 @@
                 <w:bCs/>
                 <w:b/>
               </w:rPr>
-              <w:t xml:space="preserve">26</w:t>
+              <w:t xml:space="preserve">25</w:t>
             </w:r>
           </w:p>
         </w:tc>
@@ -3437,15 +3437,23 @@
         <w:pStyle w:val="BodyText"/>
       </w:pPr>
       <w:r>
-        <w:t xml:space="preserve">The group as a whole is close to flat, very slightly ahead of where it started. Shivika’s portfolio is up about six-tenths of a percent, Kanika’s is up nearly one percent, and Sharvi’s is down just over one percent.</w:t>
-      </w:r>
-    </w:p>
-    <w:p>
-      <w:pPr>
-        <w:pStyle w:val="BodyText"/>
-      </w:pPr>
-      <w:r>
-        <w:t xml:space="preserve">Sharvi’s account was up $1,720 on 22 October and then lost $2,813 in a single day, which is what moved it into negative territory. This is the aggressive position sizing working in the direction we did not want. With roughly 11% of the account in each position, a bad day in two or three holdings produces a swing of this size. We expected this volatility when we chose the settings; seeing it actually happen is a useful reminder of what the aggression setting means in practice.</w:t>
+        <w:t xml:space="preserve">The group as a whole is close to flat, very slightly ahead of where it started. Kanika’s portfolio is up about one and a third percent, Shivika’s is up just under one percent, and Sharvi’s is down about two percent.</w:t>
+      </w:r>
+    </w:p>
+    <w:p>
+      <w:pPr>
+        <w:pStyle w:val="BodyText"/>
+      </w:pPr>
+      <w:r>
+        <w:t xml:space="preserve">The spread between the three accounts is the more interesting figure. All three run identical software with identical settings, and the only difference between them is which fourteen stocks they hold. A gap of more than three percentage points after seven trading days is a reminder of how much of a short-term result comes from the selection rather than from the method.</w:t>
+      </w:r>
+    </w:p>
+    <w:p>
+      <w:pPr>
+        <w:pStyle w:val="BodyText"/>
+      </w:pPr>
+      <w:r>
+        <w:t xml:space="preserve">Sharvi’s account is the one that has struggled. It is also the one that has fallen furthest below its own peak, at 3.55%, against 0.53% and 0.63% for the other two, and its daily swings have been roughly twice as large. This is the aggressive position sizing working in the direction we did not want. With roughly 11% of the account in each position, a bad day in two or three holdings produces a swing of this size. We expected this volatility when we chose the settings; seeing it happen is a useful reminder of what the aggression setting means in practice.</w:t>
       </w:r>
     </w:p>
     <w:bookmarkStart w:id="37" w:name="did-we-beat-the-market"/>
@@ -3590,7 +3598,7 @@
               <w:jc w:val="left"/>
             </w:pPr>
             <w:r>
-              <w:t xml:space="preserve">+0.54%</w:t>
+              <w:t xml:space="preserve">+0.87%</w:t>
             </w:r>
           </w:p>
         </w:tc>
@@ -3606,7 +3614,7 @@
                 <w:bCs/>
                 <w:b/>
               </w:rPr>
-              <w:t xml:space="preserve">+1.26%</w:t>
+              <w:t xml:space="preserve">+1.11%</w:t>
             </w:r>
           </w:p>
         </w:tc>
@@ -3622,19 +3630,19 @@
                 <w:bCs/>
                 <w:b/>
               </w:rPr>
-              <w:t xml:space="preserve">+1.65%</w:t>
-            </w:r>
-          </w:p>
-        </w:tc>
-        <w:tc>
-          <w:tcPr/>
-          <w:p>
-            <w:pPr>
-              <w:pStyle w:val="Compact"/>
-              <w:jc w:val="left"/>
-            </w:pPr>
-            <w:r>
-              <w:t xml:space="preserve">66.7%</w:t>
+              <w:t xml:space="preserve">+1.56%</w:t>
+            </w:r>
+          </w:p>
+        </w:tc>
+        <w:tc>
+          <w:tcPr/>
+          <w:p>
+            <w:pPr>
+              <w:pStyle w:val="Compact"/>
+              <w:jc w:val="left"/>
+            </w:pPr>
+            <w:r>
+              <w:t xml:space="preserve">83.3%</w:t>
             </w:r>
           </w:p>
         </w:tc>
@@ -3672,31 +3680,31 @@
               <w:jc w:val="left"/>
             </w:pPr>
             <w:r>
-              <w:t xml:space="preserve">−0.91%</w:t>
-            </w:r>
-          </w:p>
-        </w:tc>
-        <w:tc>
-          <w:tcPr/>
-          <w:p>
-            <w:pPr>
-              <w:pStyle w:val="Compact"/>
-              <w:jc w:val="left"/>
-            </w:pPr>
-            <w:r>
-              <w:t xml:space="preserve">−0.03%</w:t>
-            </w:r>
-          </w:p>
-        </w:tc>
-        <w:tc>
-          <w:tcPr/>
-          <w:p>
-            <w:pPr>
-              <w:pStyle w:val="Compact"/>
-              <w:jc w:val="left"/>
-            </w:pPr>
-            <w:r>
-              <w:t xml:space="preserve">−0.23%</w:t>
+              <w:t xml:space="preserve">−1.72%</w:t>
+            </w:r>
+          </w:p>
+        </w:tc>
+        <w:tc>
+          <w:tcPr/>
+          <w:p>
+            <w:pPr>
+              <w:pStyle w:val="Compact"/>
+              <w:jc w:val="left"/>
+            </w:pPr>
+            <w:r>
+              <w:t xml:space="preserve">−1.54%</w:t>
+            </w:r>
+          </w:p>
+        </w:tc>
+        <w:tc>
+          <w:tcPr/>
+          <w:p>
+            <w:pPr>
+              <w:pStyle w:val="Compact"/>
+              <w:jc w:val="left"/>
+            </w:pPr>
+            <w:r>
+              <w:t xml:space="preserve">−1.63%</w:t>
             </w:r>
           </w:p>
         </w:tc>
@@ -3746,7 +3754,7 @@
               <w:jc w:val="left"/>
             </w:pPr>
             <w:r>
-              <w:t xml:space="preserve">+1.08%</w:t>
+              <w:t xml:space="preserve">+1.62%</w:t>
             </w:r>
           </w:p>
         </w:tc>
@@ -3762,7 +3770,7 @@
                 <w:bCs/>
                 <w:b/>
               </w:rPr>
-              <w:t xml:space="preserve">+1.98%</w:t>
+              <w:t xml:space="preserve">+1.96%</w:t>
             </w:r>
           </w:p>
         </w:tc>
@@ -3778,19 +3786,19 @@
                 <w:bCs/>
                 <w:b/>
               </w:rPr>
-              <w:t xml:space="preserve">+1.72%</w:t>
-            </w:r>
-          </w:p>
-        </w:tc>
-        <w:tc>
-          <w:tcPr/>
-          <w:p>
-            <w:pPr>
-              <w:pStyle w:val="Compact"/>
-              <w:jc w:val="left"/>
-            </w:pPr>
-            <w:r>
-              <w:t xml:space="preserve">60.0%</w:t>
+              <w:t xml:space="preserve">+2.00%</w:t>
+            </w:r>
+          </w:p>
+        </w:tc>
+        <w:tc>
+          <w:tcPr/>
+          <w:p>
+            <w:pPr>
+              <w:pStyle w:val="Compact"/>
+              <w:jc w:val="left"/>
+            </w:pPr>
+            <w:r>
+              <w:t xml:space="preserve">70.0%</w:t>
             </w:r>
           </w:p>
         </w:tc>
@@ -3801,7 +3809,15 @@
         <w:pStyle w:val="BodyText"/>
       </w:pPr>
       <w:r>
-        <w:t xml:space="preserve">Two of the three accounts are ahead of the market on the stocks they chose, and still ahead after adjusting for the fact that we deliberately chose jumpier-than-average stocks — which is the stricter test.</w:t>
+        <w:t xml:space="preserve">Two of the three accounts are ahead of the market on the stocks they chose, and still ahead after adjusting for the fact that we deliberately chose jumpier-than-average stocks — which is the stricter test. The third is behind on both measures.</w:t>
+      </w:r>
+    </w:p>
+    <w:p>
+      <w:pPr>
+        <w:pStyle w:val="BodyText"/>
+      </w:pPr>
+      <w:r>
+        <w:t xml:space="preserve">These figures move from run to run, which is exactly why we record them after every run rather than once at the end. Between 26 and 27 October alone, Sharvi’s excess return fell from roughly flat to −1.54%, while the other two barely moved. A single number quoted at the end of the project would have hidden that entirely.</w:t>
       </w:r>
     </w:p>
     <w:p>
@@ -3851,15 +3867,15 @@
         <w:pStyle w:val="BodyText"/>
       </w:pPr>
       <w:r>
-        <w:t xml:space="preserve">These figures are now complete for all three of us. Until very recently Kanika’s log held only two rows against eleven for the others, which made her account look as though it had barely traded. That was the records fault described in section 7, not a trading fault, and the missing rows have since been read back out of the saved attachments of each run. All three accounts now have the same eleven runs recorded over the same six trading days.</w:t>
-      </w:r>
-    </w:p>
-    <w:p>
-      <w:pPr>
-        <w:pStyle w:val="BodyText"/>
-      </w:pPr>
-      <w:r>
-        <w:t xml:space="preserve">More importantly, four trading days tells us essentially nothing about whether the strategy is any good. The differences between the three of us at this point are much more likely to reflect which stocks happened to be in whose portfolio than any difference in skill. We would not draw conclusions about performance from this sample.</w:t>
+        <w:t xml:space="preserve">These figures are now complete for all three of us. Until very recently Kanika’s log held only two rows against eleven for the others, which made her account look as though it had barely traded. That was the records fault described in section 7, not a trading fault, and the missing rows have since been read back out of the saved attachments of each run. All three accounts now have the same twelve runs recorded over the same seven trading days.</w:t>
+      </w:r>
+    </w:p>
+    <w:p>
+      <w:pPr>
+        <w:pStyle w:val="BodyText"/>
+      </w:pPr>
+      <w:r>
+        <w:t xml:space="preserve">More importantly, seven trading days tells us essentially nothing about whether the strategy is any good. The differences between the three of us at this point are much more likely to reflect which stocks happened to be in whose portfolio than any difference in skill. We would not draw conclusions about performance from this sample.</w:t>
       </w:r>
     </w:p>
     <w:bookmarkEnd w:id="37"/>
@@ -4395,7 +4411,7 @@
         <w:t xml:space="preserve"> </w:t>
       </w:r>
       <w:r>
-        <w:t xml:space="preserve">We have tested that the system behaves sensibly — a crashing stock produces a sell, a rising stock produces a buy, a flat stock produces a hold. We have not backtested it over historical data, and four trading days cannot distinguish skill from luck. Nothing in our results should be read as evidence that this approach beats the market.</w:t>
+        <w:t xml:space="preserve">We have tested that the system behaves sensibly — a crashing stock produces a sell, a rising stock produces a buy, a flat stock produces a hold. We have not backtested it over historical data, and seven trading days cannot distinguish skill from luck. Nothing in our results should be read as evidence that this approach beats the market.</w:t>
       </w:r>
     </w:p>
     <w:p>
